--- a/LaraGerman-Reels.docx
+++ b/LaraGerman-Reels.docx
@@ -131,7 +131,7 @@
         <w:widowControl/>
       </w:pPr>
       <w:r>
-        <w:t xml:space="preserve">Варіант 1 — монтаж за готовими запитами: один тест, правки й збереження рецепта. Варіант 2 — та сама робота через навчальний навик lara-german-reels із комплекту школи. Почніть із варіанта 1, якщо працюєте з Claude Code вперше.</w:t>
+        <w:t xml:space="preserve">Варіант 1 — монтаж за готовими запитами: один тест, правки й збереження рецепта. Варіант 2 — та сама робота через навчальний скілл lara-german-reels із комплекту школи. Почніть із варіанта 1, якщо працюєте з Claude Code вперше.</w:t>
       </w:r>
     </w:p>
     <w:p>
@@ -306,7 +306,7 @@
           <w:i/>
           <w:color w:val="4E3A4B"/>
         </w:rPr>
-        <w:t xml:space="preserve">Використай навик lara-german-reels із навчального комплекту Лари Герман. Я дизайнер інтер’єру, працюємо українською. Перевір мою систему, Python, FFmpeg, ffprobe і можливість локальної української розшифровки через Whisper. Підготуй лише потрібні залежності з офіційних джерел у межах дозволів. Для Python використовуй окреме середовище .venv у цій папці. Покажи результат фактичної перевірки запуску. Робочі скрипти й команди зберігай у work.</w:t>
+        <w:t xml:space="preserve">Використай скілл lara-german-reels із навчального комплекту Лари Герман. Я дизайнер інтер’єру, працюємо українською. Перевір мою систему, Python, FFmpeg, ffprobe і можливість локальної української розшифровки через Whisper. Підготуй лише потрібні залежності з офіційних джерел у межах дозволів. Для Python використовуй окреме середовище .venv у цій папці. Покажи результат фактичної перевірки запуску. Робочі скрипти й команди зберігай у Робочі файли.</w:t>
       </w:r>
     </w:p>
     <w:p>
@@ -322,7 +322,7 @@
         <w:widowControl/>
       </w:pPr>
       <w:r>
-        <w:t xml:space="preserve">Контроль: асистент бачить навик lara-german-reels та реальні файли. Інструменти перевірено, а не лише завантажено. Моделі розпізнавання можуть завантажуватися під час першого запуску.</w:t>
+        <w:t xml:space="preserve">Контроль: асистент бачить скілл lara-german-reels та реальні файли. Інструменти перевірено, а не лише завантажено. Моделі розпізнавання можуть завантажуватися під час першого запуску.</w:t>
       </w:r>
     </w:p>
     <w:p>
@@ -503,7 +503,7 @@
                 <w:color w:val="111111"/>
                 <w:sz w:val="19"/>
               </w:rPr>
-              <w:t>raw</w:t>
+              <w:t>Відео</w:t>
             </w:r>
           </w:p>
         </w:tc>
@@ -548,7 +548,7 @@
                 <w:color w:val="111111"/>
                 <w:sz w:val="19"/>
               </w:rPr>
-              <w:t>assets</w:t>
+              <w:t>Матеріали</w:t>
             </w:r>
           </w:p>
         </w:tc>
@@ -593,7 +593,7 @@
                 <w:color w:val="111111"/>
                 <w:sz w:val="19"/>
               </w:rPr>
-              <w:t>work</w:t>
+              <w:t>Робочі файли</w:t>
             </w:r>
           </w:p>
         </w:tc>
@@ -638,7 +638,7 @@
                 <w:color w:val="111111"/>
                 <w:sz w:val="19"/>
               </w:rPr>
-              <w:t>output</w:t>
+              <w:t>Готові ролики</w:t>
             </w:r>
           </w:p>
         </w:tc>
@@ -684,7 +684,7 @@
           <w:i/>
           <w:color w:val="4E3A4B"/>
         </w:rPr>
-        <w:t xml:space="preserve">Хочу змонтувати один Reels. Файл: raw/source_01.mp4. Тема: [моя тема]. Глядач: [мій клієнт]. Спочатку перевір параметри, звук, орієнтацію і колір відео. Зроби українську розшифровку з реальним часом слів; мову явно задай uk, без перекладу. Покажи текст для перевірки. Потім запропонуй прибрати невдалі дублі, технічні початок і кінець та зайві паузи. Збережи зміст, важливі паузи й цілі слова. Після погодження плану додай читабельні українські субтитри й один заголовок із реального змісту ролика. Зроби легку чернетку; стиль доопрацюємо після перегляду. Оригінал не перезаписуй.</w:t>
+        <w:t xml:space="preserve">Хочу змонтувати один Reels. Файл: Відео/source_01.mp4. Тема: [моя тема]. Глядач: [мій клієнт]. Спочатку перевір параметри, звук, орієнтацію і колір відео. Зроби українську розшифровку з реальним часом слів; мову явно задай uk, без перекладу. Покажи текст для перевірки. Потім запропонуй прибрати невдалі дублі, технічні початок і кінець та зайві паузи. Збережи зміст, важливі паузи й цілі слова. Після погодження плану додай читабельні українські субтитри й один заголовок із реального змісту ролика. Зроби легку чернетку; стиль доопрацюємо після перегляду. Оригінал не перезаписуй.</w:t>
       </w:r>
     </w:p>
     <w:p>
@@ -809,7 +809,7 @@
         <w:widowControl/>
       </w:pPr>
       <w:r>
-        <w:t xml:space="preserve">Спочатку зробіть зрозумілу історію з природним мовленням. Навик lara-german-reels допомагає обрати дублі, підготувати план нарізки й перевірити змонтоване відео. Графіку додаємо до вже обраних фраз.</w:t>
+        <w:t xml:space="preserve">Спочатку зробіть зрозумілу історію з природним мовленням. Скілл lara-german-reels допомагає обрати дублі, підготувати план нарізки й перевірити змонтоване відео. Графіку додаємо до вже обраних фраз.</w:t>
       </w:r>
     </w:p>
     <w:p>
@@ -1047,7 +1047,7 @@
           <w:i/>
           <w:color w:val="4E3A4B"/>
         </w:rPr>
-        <w:t xml:space="preserve">В assets/reference.mp4 є приклад оформлення. Проаналізуй розмір, колір, розташування заголовка й субтитрів та характер руху. Підготуй для мого ролика схожий принцип подачі з моїм текстом і брендом. Якщо точного шрифту немає, назви доступну заміну й покажи контрольний кадр.</w:t>
+        <w:t xml:space="preserve">В Матеріали/reference.mp4 є приклад оформлення. Проаналізуй розмір, колір, розташування заголовка й субтитрів та характер руху. Підготуй для мого ролика схожий принцип подачі з моїм текстом і брендом. Якщо точного шрифту немає, назви доступну заміну й покажи контрольний кадр.</w:t>
       </w:r>
     </w:p>
     <w:p>
@@ -1203,7 +1203,7 @@
           <w:i/>
           <w:color w:val="4E3A4B"/>
         </w:rPr>
-        <w:t xml:space="preserve">Зафіксуй погоджений стиль як МОНТАЖ_01 у work/style/. Збережи шрифт і його файл або точну назву, розміри тексту, кольори, розташування, поля, рух, правила склейок, налаштування звуку та експорту. Додай контрольні кадри, робочі скрипти й README із порядком повторного запуску. Укажи, які файли потрібні для відтворення. Погоджену версію не перезаписуй.</w:t>
+        <w:t xml:space="preserve">Зафіксуй погоджений стиль як МОНТАЖ_01 у Робочі файли/Стиль/. Збережи шрифт і його файл або точну назву, розміри тексту, кольори, розташування, поля, рух, правила склейок, налаштування звуку та експорту. Додай контрольні кадри, робочі скрипти й README із порядком повторного запуску. Укажи, які файли потрібні для відтворення. Погоджену версію не перезаписуй.</w:t>
       </w:r>
     </w:p>
     <w:p>
@@ -1249,7 +1249,7 @@
           <w:i/>
           <w:color w:val="4E3A4B"/>
         </w:rPr>
-        <w:t xml:space="preserve">У raw/ є source_02.mp4. Використай стиль МОНТАЖ_01. Спочатку перевір файл, зроби українську розшифровку із явно заданою мовою uk і запропонуй план нарізки. Положення тексту адаптуй до реального кадру, щоб не закривати обличчя та матеріали. Заголовок і графіку обирай за змістом нового відео. Покажи тест; після його погодження експортуй повну версію.</w:t>
+        <w:t xml:space="preserve">У Відео/ є source_02.mp4. Використай стиль МОНТАЖ_01. Спочатку перевір файл, зроби українську розшифровку із явно заданою мовою uk і запропонуй план нарізки. Положення тексту адаптуй до реального кадру, щоб не закривати обличчя та матеріали. Заголовок і графіку обирай за змістом нового відео. Покажи тест; після його погодження експортуй повну версію.</w:t>
       </w:r>
     </w:p>
     <w:p>
@@ -1392,7 +1392,7 @@
           <w:i/>
           <w:color w:val="4E3A4B"/>
         </w:rPr>
-        <w:t xml:space="preserve">Погоджую поточну версію. Збери output/reel_01_final_v01.mp4 із відео, голосом, українськими субтитрами та погодженою графікою. Формат — MP4, відео H.264, звук AAC; для погодженого SDR-маршруту — Rec.709. Не збільшуй джерело понад його реальний розмір без окремого рішення. Перевір синхронність усього ролика. Повідом фактичні тривалість, розмір кадру, fps і аудіопараметри. Збережи проєкт та окремий SRT із текстом і часом саме фінального монтажу.</w:t>
+        <w:t xml:space="preserve">Погоджую поточну версію. Збери Готові ролики/reel_01_final_v01.mp4 із відео, голосом, українськими субтитрами та погодженою графікою. Формат — MP4, відео H.264, звук AAC; для погодженого SDR-маршруту — Rec.709. Не збільшуй джерело понад його реальний розмір без окремого рішення. Перевір синхронність усього ролика. Повідом фактичні тривалість, розмір кадру, fps і аудіопараметри. Збережи проєкт та окремий SRT із текстом і часом саме фінального монтажу.</w:t>
       </w:r>
     </w:p>
     <w:p>
@@ -1654,7 +1654,7 @@
                 <w:color w:val="111111"/>
                 <w:sz w:val="19"/>
               </w:rPr>
-              <w:t>Claude не бачить навичку</w:t>
+              <w:t>Claude не бачить скілл</w:t>
             </w:r>
           </w:p>
         </w:tc>
@@ -2113,7 +2113,7 @@
           <w:rPr>
             <w:color w:val="6E1D67"/>
           </w:rPr>
-          <w:t>Навички Claude Code та папка .claude/skills</w:t>
+          <w:t>Скілли Claude Code та папка .claude/skills</w:t>
         </w:r>
       </w:hyperlink>
     </w:p>
